--- a/templates/Pillar1-Business_AI_Strategy.docx
+++ b/templates/Pillar1-Business_AI_Strategy.docx
@@ -375,29 +375,7 @@
                 <w:sz w:val="20"/>
                 <w:szCs w:val="20"/>
               </w:rPr>
-              <w:t xml:space="preserve">Does a cross-functional AI/Agentic </w:t>
-            </w:r>
-            <w:proofErr w:type="spellStart"/>
-            <w:r>
-              <w:rPr>
-                <w:i/>
-                <w:iCs/>
-                <w:color w:val="888888"/>
-                <w:sz w:val="20"/>
-                <w:szCs w:val="20"/>
-              </w:rPr>
-              <w:t>CoE</w:t>
-            </w:r>
-            <w:proofErr w:type="spellEnd"/>
-            <w:r>
-              <w:rPr>
-                <w:i/>
-                <w:iCs/>
-                <w:color w:val="888888"/>
-                <w:sz w:val="20"/>
-                <w:szCs w:val="20"/>
-              </w:rPr>
-              <w:t xml:space="preserve"> exist? Who leads it? What is its remit?</w:t>
+              <w:t>Does a cross-functional AI/Agentic CoE exist? Who leads it? What is its remit?</w:t>
             </w:r>
           </w:p>
           <w:p/>
@@ -2235,7 +2213,7 @@
     <w:p/>
     <w:p/>
     <w:sectPr>
-      <w:footerReference w:type="default" r:id="rId7"/>
+      <w:footerReference w:type="default" r:id="rId10"/>
       <w:pgSz w:w="11906" w:h="16838" w:code="9"/>
       <w:pgMar w:top="1080" w:right="1080" w:bottom="1080" w:left="1080" w:header="708" w:footer="708" w:gutter="0"/>
       <w:cols w:space="720"/>
@@ -3477,4 +3455,250 @@
     </a:ext>
   </a:extLst>
 </a:theme>
+</file>
+
+<file path=customXml/item1.xml><?xml version="1.0" encoding="utf-8"?>
+<ct:contentTypeSchema xmlns:ct="http://schemas.microsoft.com/office/2006/metadata/contentType" xmlns:ma="http://schemas.microsoft.com/office/2006/metadata/properties/metaAttributes" ct:_="" ma:_="" ma:contentTypeName="Document" ma:contentTypeID="0x010100597FAADC8AA9BB4A8388C5435B4875F2" ma:contentTypeVersion="10" ma:contentTypeDescription="Create a new document." ma:contentTypeScope="" ma:versionID="313fc50d6d84ca560699da2e8bca75c2">
+  <xsd:schema xmlns:xsd="http://www.w3.org/2001/XMLSchema" xmlns:xs="http://www.w3.org/2001/XMLSchema" xmlns:p="http://schemas.microsoft.com/office/2006/metadata/properties" xmlns:ns1="http://schemas.microsoft.com/sharepoint/v3" xmlns:ns2="d3abee2f-adf7-4612-a7eb-201a3a9ea577" targetNamespace="http://schemas.microsoft.com/office/2006/metadata/properties" ma:root="true" ma:fieldsID="e30fad4c0c60ada43ed1e8b1f9c2930c" ns1:_="" ns2:_="">
+    <xsd:import namespace="http://schemas.microsoft.com/sharepoint/v3"/>
+    <xsd:import namespace="d3abee2f-adf7-4612-a7eb-201a3a9ea577"/>
+    <xsd:element name="properties">
+      <xsd:complexType>
+        <xsd:sequence>
+          <xsd:element name="documentManagement">
+            <xsd:complexType>
+              <xsd:all>
+                <xsd:element ref="ns2:MediaServiceBillingMetadata" minOccurs="0"/>
+                <xsd:element ref="ns2:MediaServiceMetadata" minOccurs="0"/>
+                <xsd:element ref="ns2:MediaServiceFastMetadata" minOccurs="0"/>
+                <xsd:element ref="ns2:MediaServiceSearchProperties" minOccurs="0"/>
+                <xsd:element ref="ns1:_ip_UnifiedCompliancePolicyProperties" minOccurs="0"/>
+                <xsd:element ref="ns1:_ip_UnifiedCompliancePolicyUIAction" minOccurs="0"/>
+                <xsd:element ref="ns2:MediaServiceDateTaken" minOccurs="0"/>
+                <xsd:element ref="ns2:MediaServiceGenerationTime" minOccurs="0"/>
+                <xsd:element ref="ns2:MediaServiceEventHashCode" minOccurs="0"/>
+                <xsd:element ref="ns2:MediaLengthInSeconds" minOccurs="0"/>
+              </xsd:all>
+            </xsd:complexType>
+          </xsd:element>
+        </xsd:sequence>
+      </xsd:complexType>
+    </xsd:element>
+  </xsd:schema>
+  <xsd:schema xmlns:xsd="http://www.w3.org/2001/XMLSchema" xmlns:xs="http://www.w3.org/2001/XMLSchema" xmlns:dms="http://schemas.microsoft.com/office/2006/documentManagement/types" xmlns:pc="http://schemas.microsoft.com/office/infopath/2007/PartnerControls" targetNamespace="http://schemas.microsoft.com/sharepoint/v3" elementFormDefault="qualified">
+    <xsd:import namespace="http://schemas.microsoft.com/office/2006/documentManagement/types"/>
+    <xsd:import namespace="http://schemas.microsoft.com/office/infopath/2007/PartnerControls"/>
+    <xsd:element name="_ip_UnifiedCompliancePolicyProperties" ma:index="12" nillable="true" ma:displayName="Unified Compliance Policy Properties" ma:hidden="true" ma:internalName="_ip_UnifiedCompliancePolicyProperties">
+      <xsd:simpleType>
+        <xsd:restriction base="dms:Note"/>
+      </xsd:simpleType>
+    </xsd:element>
+    <xsd:element name="_ip_UnifiedCompliancePolicyUIAction" ma:index="13" nillable="true" ma:displayName="Unified Compliance Policy UI Action" ma:hidden="true" ma:internalName="_ip_UnifiedCompliancePolicyUIAction">
+      <xsd:simpleType>
+        <xsd:restriction base="dms:Text"/>
+      </xsd:simpleType>
+    </xsd:element>
+  </xsd:schema>
+  <xsd:schema xmlns:xsd="http://www.w3.org/2001/XMLSchema" xmlns:xs="http://www.w3.org/2001/XMLSchema" xmlns:dms="http://schemas.microsoft.com/office/2006/documentManagement/types" xmlns:pc="http://schemas.microsoft.com/office/infopath/2007/PartnerControls" targetNamespace="d3abee2f-adf7-4612-a7eb-201a3a9ea577" elementFormDefault="qualified">
+    <xsd:import namespace="http://schemas.microsoft.com/office/2006/documentManagement/types"/>
+    <xsd:import namespace="http://schemas.microsoft.com/office/infopath/2007/PartnerControls"/>
+    <xsd:element name="MediaServiceBillingMetadata" ma:index="8" nillable="true" ma:displayName="MediaServiceBillingMetadata" ma:hidden="true" ma:internalName="MediaServiceBillingMetadata" ma:readOnly="true">
+      <xsd:simpleType>
+        <xsd:restriction base="dms:Note"/>
+      </xsd:simpleType>
+    </xsd:element>
+    <xsd:element name="MediaServiceMetadata" ma:index="9" nillable="true" ma:displayName="MediaServiceMetadata" ma:hidden="true" ma:internalName="MediaServiceMetadata" ma:readOnly="true">
+      <xsd:simpleType>
+        <xsd:restriction base="dms:Note"/>
+      </xsd:simpleType>
+    </xsd:element>
+    <xsd:element name="MediaServiceFastMetadata" ma:index="10" nillable="true" ma:displayName="MediaServiceFastMetadata" ma:hidden="true" ma:internalName="MediaServiceFastMetadata" ma:readOnly="true">
+      <xsd:simpleType>
+        <xsd:restriction base="dms:Note"/>
+      </xsd:simpleType>
+    </xsd:element>
+    <xsd:element name="MediaServiceSearchProperties" ma:index="11" nillable="true" ma:displayName="MediaServiceSearchProperties" ma:hidden="true" ma:internalName="MediaServiceSearchProperties" ma:readOnly="true">
+      <xsd:simpleType>
+        <xsd:restriction base="dms:Note"/>
+      </xsd:simpleType>
+    </xsd:element>
+    <xsd:element name="MediaServiceDateTaken" ma:index="14" nillable="true" ma:displayName="MediaServiceDateTaken" ma:hidden="true" ma:indexed="true" ma:internalName="MediaServiceDateTaken" ma:readOnly="true">
+      <xsd:simpleType>
+        <xsd:restriction base="dms:Text"/>
+      </xsd:simpleType>
+    </xsd:element>
+    <xsd:element name="MediaServiceGenerationTime" ma:index="15" nillable="true" ma:displayName="MediaServiceGenerationTime" ma:hidden="true" ma:internalName="MediaServiceGenerationTime" ma:readOnly="true">
+      <xsd:simpleType>
+        <xsd:restriction base="dms:Text"/>
+      </xsd:simpleType>
+    </xsd:element>
+    <xsd:element name="MediaServiceEventHashCode" ma:index="16" nillable="true" ma:displayName="MediaServiceEventHashCode" ma:hidden="true" ma:internalName="MediaServiceEventHashCode" ma:readOnly="true">
+      <xsd:simpleType>
+        <xsd:restriction base="dms:Text"/>
+      </xsd:simpleType>
+    </xsd:element>
+    <xsd:element name="MediaLengthInSeconds" ma:index="17" nillable="true" ma:displayName="MediaLengthInSeconds" ma:hidden="true" ma:internalName="MediaLengthInSeconds" ma:readOnly="true">
+      <xsd:simpleType>
+        <xsd:restriction base="dms:Unknown"/>
+      </xsd:simpleType>
+    </xsd:element>
+  </xsd:schema>
+  <xsd:schema xmlns="http://schemas.openxmlformats.org/package/2006/metadata/core-properties" xmlns:xsd="http://www.w3.org/2001/XMLSchema" xmlns:xsi="http://www.w3.org/2001/XMLSchema-instance" xmlns:dc="http://purl.org/dc/elements/1.1/" xmlns:dcterms="http://purl.org/dc/terms/" xmlns:odoc="http://schemas.microsoft.com/internal/obd" targetNamespace="http://schemas.openxmlformats.org/package/2006/metadata/core-properties" elementFormDefault="qualified" attributeFormDefault="unqualified" blockDefault="#all">
+    <xsd:import namespace="http://purl.org/dc/elements/1.1/" schemaLocation="http://dublincore.org/schemas/xmls/qdc/2003/04/02/dc.xsd"/>
+    <xsd:import namespace="http://purl.org/dc/terms/" schemaLocation="http://dublincore.org/schemas/xmls/qdc/2003/04/02/dcterms.xsd"/>
+    <xsd:element name="coreProperties" type="CT_coreProperties"/>
+    <xsd:complexType name="CT_coreProperties">
+      <xsd:all>
+        <xsd:element ref="dc:creator" minOccurs="0" maxOccurs="1"/>
+        <xsd:element ref="dcterms:created" minOccurs="0" maxOccurs="1"/>
+        <xsd:element ref="dc:identifier" minOccurs="0" maxOccurs="1"/>
+        <xsd:element name="contentType" minOccurs="0" maxOccurs="1" type="xsd:string" ma:index="0" ma:displayName="Content Type"/>
+        <xsd:element ref="dc:title" minOccurs="0" maxOccurs="1" ma:index="4" ma:displayName="Title"/>
+        <xsd:element ref="dc:subject" minOccurs="0" maxOccurs="1"/>
+        <xsd:element ref="dc:description" minOccurs="0" maxOccurs="1"/>
+        <xsd:element name="keywords" minOccurs="0" maxOccurs="1" type="xsd:string"/>
+        <xsd:element ref="dc:language" minOccurs="0" maxOccurs="1"/>
+        <xsd:element name="category" minOccurs="0" maxOccurs="1" type="xsd:string"/>
+        <xsd:element name="version" minOccurs="0" maxOccurs="1" type="xsd:string"/>
+        <xsd:element name="revision" minOccurs="0" maxOccurs="1" type="xsd:string">
+          <xsd:annotation>
+            <xsd:documentation>
+                        This value indicates the number of saves or revisions. The application is responsible for updating this value after each revision.
+                    </xsd:documentation>
+          </xsd:annotation>
+        </xsd:element>
+        <xsd:element name="lastModifiedBy" minOccurs="0" maxOccurs="1" type="xsd:string"/>
+        <xsd:element ref="dcterms:modified" minOccurs="0" maxOccurs="1"/>
+        <xsd:element name="contentStatus" minOccurs="0" maxOccurs="1" type="xsd:string"/>
+      </xsd:all>
+    </xsd:complexType>
+  </xsd:schema>
+  <xs:schema xmlns:pc="http://schemas.microsoft.com/office/infopath/2007/PartnerControls" xmlns:xs="http://www.w3.org/2001/XMLSchema" targetNamespace="http://schemas.microsoft.com/office/infopath/2007/PartnerControls" elementFormDefault="qualified" attributeFormDefault="unqualified">
+    <xs:element name="Person">
+      <xs:complexType>
+        <xs:sequence>
+          <xs:element ref="pc:DisplayName" minOccurs="0"/>
+          <xs:element ref="pc:AccountId" minOccurs="0"/>
+          <xs:element ref="pc:AccountType" minOccurs="0"/>
+        </xs:sequence>
+      </xs:complexType>
+    </xs:element>
+    <xs:element name="DisplayName" type="xs:string"/>
+    <xs:element name="AccountId" type="xs:string"/>
+    <xs:element name="AccountType" type="xs:string"/>
+    <xs:element name="BDCAssociatedEntity">
+      <xs:complexType>
+        <xs:sequence>
+          <xs:element ref="pc:BDCEntity" minOccurs="0" maxOccurs="unbounded"/>
+        </xs:sequence>
+        <xs:attribute ref="pc:EntityNamespace"/>
+        <xs:attribute ref="pc:EntityName"/>
+        <xs:attribute ref="pc:SystemInstanceName"/>
+        <xs:attribute ref="pc:AssociationName"/>
+      </xs:complexType>
+    </xs:element>
+    <xs:attribute name="EntityNamespace" type="xs:string"/>
+    <xs:attribute name="EntityName" type="xs:string"/>
+    <xs:attribute name="SystemInstanceName" type="xs:string"/>
+    <xs:attribute name="AssociationName" type="xs:string"/>
+    <xs:element name="BDCEntity">
+      <xs:complexType>
+        <xs:sequence>
+          <xs:element ref="pc:EntityDisplayName" minOccurs="0"/>
+          <xs:element ref="pc:EntityInstanceReference" minOccurs="0"/>
+          <xs:element ref="pc:EntityId1" minOccurs="0"/>
+          <xs:element ref="pc:EntityId2" minOccurs="0"/>
+          <xs:element ref="pc:EntityId3" minOccurs="0"/>
+          <xs:element ref="pc:EntityId4" minOccurs="0"/>
+          <xs:element ref="pc:EntityId5" minOccurs="0"/>
+        </xs:sequence>
+      </xs:complexType>
+    </xs:element>
+    <xs:element name="EntityDisplayName" type="xs:string"/>
+    <xs:element name="EntityInstanceReference" type="xs:string"/>
+    <xs:element name="EntityId1" type="xs:string"/>
+    <xs:element name="EntityId2" type="xs:string"/>
+    <xs:element name="EntityId3" type="xs:string"/>
+    <xs:element name="EntityId4" type="xs:string"/>
+    <xs:element name="EntityId5" type="xs:string"/>
+    <xs:element name="Terms">
+      <xs:complexType>
+        <xs:sequence>
+          <xs:element ref="pc:TermInfo" minOccurs="0" maxOccurs="unbounded"/>
+        </xs:sequence>
+      </xs:complexType>
+    </xs:element>
+    <xs:element name="TermInfo">
+      <xs:complexType>
+        <xs:sequence>
+          <xs:element ref="pc:TermName" minOccurs="0"/>
+          <xs:element ref="pc:TermId" minOccurs="0"/>
+        </xs:sequence>
+      </xs:complexType>
+    </xs:element>
+    <xs:element name="TermName" type="xs:string"/>
+    <xs:element name="TermId" type="xs:string"/>
+  </xs:schema>
+</ct:contentTypeSchema>
+</file>
+
+<file path=customXml/item2.xml><?xml version="1.0" encoding="utf-8"?>
+<p:properties xmlns:p="http://schemas.microsoft.com/office/2006/metadata/properties" xmlns:xsi="http://www.w3.org/2001/XMLSchema-instance" xmlns:pc="http://schemas.microsoft.com/office/infopath/2007/PartnerControls">
+  <documentManagement>
+    <_ip_UnifiedCompliancePolicyUIAction xmlns="http://schemas.microsoft.com/sharepoint/v3" xsi:nil="true"/>
+    <_ip_UnifiedCompliancePolicyProperties xmlns="http://schemas.microsoft.com/sharepoint/v3" xsi:nil="true"/>
+  </documentManagement>
+</p:properties>
+</file>
+
+<file path=customXml/item3.xml><?xml version="1.0" encoding="utf-8"?>
+<?mso-contentType ?>
+<FormTemplates xmlns="http://schemas.microsoft.com/sharepoint/v3/contenttype/forms">
+  <Display>DocumentLibraryForm</Display>
+  <Edit>DocumentLibraryForm</Edit>
+  <New>DocumentLibraryForm</New>
+</FormTemplates>
+</file>
+
+<file path=customXml/itemProps1.xml><?xml version="1.0" encoding="utf-8"?>
+<ds:datastoreItem xmlns:ds="http://schemas.openxmlformats.org/officeDocument/2006/customXml" ds:itemID="{B1178C1E-1701-4E49-8A87-314AE3859854}">
+  <ds:schemaRefs>
+    <ds:schemaRef ds:uri="http://schemas.microsoft.com/office/2006/metadata/contentType"/>
+    <ds:schemaRef ds:uri="http://schemas.microsoft.com/office/2006/metadata/properties/metaAttributes"/>
+    <ds:schemaRef ds:uri="http://www.w3.org/2001/XMLSchema"/>
+    <ds:schemaRef ds:uri="http://schemas.microsoft.com/office/2006/metadata/properties"/>
+    <ds:schemaRef ds:uri="http://schemas.microsoft.com/sharepoint/v3"/>
+    <ds:schemaRef ds:uri="d3abee2f-adf7-4612-a7eb-201a3a9ea577"/>
+    <ds:schemaRef ds:uri="http://schemas.microsoft.com/office/2006/documentManagement/types"/>
+    <ds:schemaRef ds:uri="http://schemas.microsoft.com/office/infopath/2007/PartnerControls"/>
+    <ds:schemaRef ds:uri="http://schemas.openxmlformats.org/package/2006/metadata/core-properties"/>
+    <ds:schemaRef ds:uri="http://purl.org/dc/elements/1.1/"/>
+    <ds:schemaRef ds:uri="http://purl.org/dc/terms/"/>
+    <ds:schemaRef ds:uri="http://schemas.microsoft.com/internal/obd"/>
+  </ds:schemaRefs>
+</ds:datastoreItem>
+</file>
+
+<file path=customXml/itemProps2.xml><?xml version="1.0" encoding="utf-8"?>
+<ds:datastoreItem xmlns:ds="http://schemas.openxmlformats.org/officeDocument/2006/customXml" ds:itemID="{2022077E-EB42-4AFE-81E2-019F5A7329E2}">
+  <ds:schemaRefs>
+    <ds:schemaRef ds:uri="http://schemas.microsoft.com/office/2006/metadata/properties"/>
+    <ds:schemaRef ds:uri="http://schemas.microsoft.com/office/infopath/2007/PartnerControls"/>
+    <ds:schemaRef ds:uri="http://schemas.microsoft.com/sharepoint/v3"/>
+  </ds:schemaRefs>
+</ds:datastoreItem>
+</file>
+
+<file path=customXml/itemProps3.xml><?xml version="1.0" encoding="utf-8"?>
+<ds:datastoreItem xmlns:ds="http://schemas.openxmlformats.org/officeDocument/2006/customXml" ds:itemID="{FAD9632C-EE25-4D20-B3CB-9B867A77D5AC}">
+  <ds:schemaRefs>
+    <ds:schemaRef ds:uri="http://schemas.microsoft.com/sharepoint/v3/contenttype/forms"/>
+  </ds:schemaRefs>
+</ds:datastoreItem>
+</file>
+
+<file path=docMetadata/LabelInfo.xml><?xml version="1.0" encoding="utf-8"?>
+<clbl:labelList xmlns:clbl="http://schemas.microsoft.com/office/2020/mipLabelMetadata">
+  <clbl:label id="{87867195-f2b8-4ac2-b0b6-6bb73cb33afc}" enabled="1" method="Privileged" siteId="{72f988bf-86f1-41af-91ab-2d7cd011db47}" contentBits="0" removed="0"/>
+</clbl:labelList>
 </file>